--- a/РСЗИ_Л2_PVS_and_Valgrind_scans_ЗахаровАА_932223.docx
+++ b/РСЗИ_Л2_PVS_and_Valgrind_scans_ЗахаровАА_932223.docx
@@ -289,7 +289,10 @@
         <w:jc w:val="center"/>
       </w:pPr>
       <w:r>
-        <w:t xml:space="preserve">«Лабораторная </w:t>
+        <w:t xml:space="preserve">Лабораторная </w:t>
+      </w:r>
+      <w:r>
+        <w:t xml:space="preserve">работа </w:t>
       </w:r>
       <w:r>
         <w:rPr>
@@ -306,6 +309,9 @@
         <w:jc w:val="center"/>
       </w:pPr>
       <w:r>
+        <w:t>«</w:t>
+      </w:r>
+      <w:r>
         <w:t>Интеграция</w:t>
       </w:r>
       <w:r>
@@ -378,7 +384,13 @@
         <w:t xml:space="preserve"> </w:t>
       </w:r>
       <w:r>
-        <w:t>C++, в реализуемое приложение»</w:t>
+        <w:t>C++</w:t>
+      </w:r>
+      <w:r>
+        <w:t xml:space="preserve"> </w:t>
+      </w:r>
+      <w:r>
+        <w:t>в реализуемое приложение»</w:t>
       </w:r>
     </w:p>
     <w:p>
@@ -755,7 +767,6 @@
         </w:rPr>
         <w:t>, а также </w:t>
       </w:r>
-      <w:proofErr w:type="spellStart"/>
       <w:r>
         <w:rPr>
           <w:rStyle w:val="a6"/>
@@ -765,7 +776,6 @@
         </w:rPr>
         <w:t>Valgrind</w:t>
       </w:r>
-      <w:proofErr w:type="spellEnd"/>
       <w:r>
         <w:rPr>
           <w:rStyle w:val="a6"/>
@@ -781,7 +791,7 @@
           <w:sz w:val="28"/>
           <w:szCs w:val="28"/>
         </w:rPr>
-        <w:t xml:space="preserve">PVS-Studio использовалась с </w:t>
+        <w:t xml:space="preserve">PVS-Studio использовалась </w:t>
       </w:r>
       <w:r>
         <w:rPr>
@@ -791,7 +801,6 @@
         </w:rPr>
         <w:t xml:space="preserve">по студенческой лицензии, </w:t>
       </w:r>
-      <w:proofErr w:type="spellStart"/>
       <w:r>
         <w:rPr>
           <w:color w:val="000000"/>
@@ -801,7 +810,6 @@
         </w:rPr>
         <w:t>Valgrind</w:t>
       </w:r>
-      <w:proofErr w:type="spellEnd"/>
       <w:r>
         <w:rPr>
           <w:color w:val="000000"/>
@@ -826,20 +834,8 @@
           <w:sz w:val="28"/>
           <w:szCs w:val="28"/>
         </w:rPr>
-        <w:t xml:space="preserve">GNU General Public </w:t>
-      </w:r>
-      <w:proofErr w:type="spellStart"/>
-      <w:r>
-        <w:rPr>
-          <w:b/>
-          <w:bCs/>
-          <w:color w:val="000000"/>
-          <w:sz w:val="28"/>
-          <w:szCs w:val="28"/>
-        </w:rPr>
-        <w:t>License</w:t>
-      </w:r>
-      <w:proofErr w:type="spellEnd"/>
+        <w:t>GNU General Public License</w:t>
+      </w:r>
       <w:r>
         <w:rPr>
           <w:b/>
@@ -878,7 +874,6 @@
         </w:rPr>
         <w:t xml:space="preserve">Отчёт </w:t>
       </w:r>
-      <w:proofErr w:type="spellStart"/>
       <w:r>
         <w:rPr>
           <w:sz w:val="32"/>
@@ -886,7 +881,6 @@
         </w:rPr>
         <w:t>Valgrind</w:t>
       </w:r>
-      <w:proofErr w:type="spellEnd"/>
     </w:p>
     <w:p>
       <w:pPr>
@@ -963,7 +957,6 @@
         </w:rPr>
         <w:t xml:space="preserve">Стратегия – </w:t>
       </w:r>
-      <w:proofErr w:type="spellStart"/>
       <w:r>
         <w:rPr>
           <w:i/>
@@ -974,7 +967,6 @@
         </w:rPr>
         <w:t>MostContraintBranchingStrategy</w:t>
       </w:r>
-      <w:proofErr w:type="spellEnd"/>
     </w:p>
     <w:p>
       <w:pPr>
@@ -1039,7 +1031,6 @@
         </w:rPr>
         <w:t xml:space="preserve">и мною обозначена, как </w:t>
       </w:r>
-      <w:proofErr w:type="spellStart"/>
       <w:r>
         <w:rPr>
           <w:i/>
@@ -1048,18 +1039,7 @@
           <w:sz w:val="28"/>
           <w:szCs w:val="28"/>
         </w:rPr>
-        <w:t>MostContraintBranchingStrategy</w:t>
-      </w:r>
-      <w:proofErr w:type="spellEnd"/>
-      <w:r>
-        <w:rPr>
-          <w:i/>
-          <w:iCs/>
-          <w:color w:val="000000"/>
-          <w:sz w:val="28"/>
-          <w:szCs w:val="28"/>
-        </w:rPr>
-        <w:t>.</w:t>
+        <w:t>MostContraintBranchingStrategy.</w:t>
       </w:r>
     </w:p>
     <w:tbl>
@@ -1251,7 +1231,6 @@
                 <w:lang w:val="en-US"/>
               </w:rPr>
             </w:pPr>
-            <w:proofErr w:type="spellStart"/>
             <w:r>
               <w:rPr>
                 <w:color w:val="000000"/>
@@ -1261,7 +1240,6 @@
               </w:rPr>
               <w:t>MismatchedFree</w:t>
             </w:r>
-            <w:proofErr w:type="spellEnd"/>
           </w:p>
         </w:tc>
         <w:tc>
@@ -1364,7 +1342,6 @@
               </w:rPr>
               <w:t> вместо </w:t>
             </w:r>
-            <w:proofErr w:type="gramStart"/>
             <w:r>
               <w:rPr>
                 <w:b/>
@@ -1393,17 +1370,7 @@
                 <w:sz w:val="28"/>
                 <w:szCs w:val="28"/>
               </w:rPr>
-              <w:t>[</w:t>
-            </w:r>
-            <w:proofErr w:type="gramEnd"/>
-            <w:r>
-              <w:rPr>
-                <w:b/>
-                <w:bCs/>
-                <w:sz w:val="28"/>
-                <w:szCs w:val="28"/>
-              </w:rPr>
-              <w:t>]</w:t>
+              <w:t>[]</w:t>
             </w:r>
             <w:r>
               <w:rPr>
@@ -1446,7 +1413,6 @@
                 <w:lang w:val="en-US"/>
               </w:rPr>
             </w:pPr>
-            <w:proofErr w:type="spellStart"/>
             <w:r>
               <w:rPr>
                 <w:color w:val="000000"/>
@@ -1456,7 +1422,6 @@
               </w:rPr>
               <w:t>MismatchedAllocateDeallocateSize</w:t>
             </w:r>
-            <w:proofErr w:type="spellEnd"/>
           </w:p>
         </w:tc>
         <w:tc>
@@ -1602,7 +1567,6 @@
                 <w:lang w:val="en-US"/>
               </w:rPr>
             </w:pPr>
-            <w:proofErr w:type="spellStart"/>
             <w:r>
               <w:rPr>
                 <w:color w:val="000000"/>
@@ -1612,7 +1576,6 @@
               </w:rPr>
               <w:t>Leak_DefinitelyLost</w:t>
             </w:r>
-            <w:proofErr w:type="spellEnd"/>
           </w:p>
         </w:tc>
         <w:tc>
@@ -1719,7 +1682,6 @@
                 <w:szCs w:val="28"/>
               </w:rPr>
             </w:pPr>
-            <w:proofErr w:type="spellStart"/>
             <w:r>
               <w:rPr>
                 <w:color w:val="000000"/>
@@ -1729,7 +1691,6 @@
               <w:lastRenderedPageBreak/>
               <w:t>Leak_IndirectlyLost</w:t>
             </w:r>
-            <w:proofErr w:type="spellEnd"/>
           </w:p>
         </w:tc>
         <w:tc>
@@ -1941,7 +1902,6 @@
         </w:rPr>
         <w:t xml:space="preserve">Таблица 1. Результат анализа </w:t>
       </w:r>
-      <w:proofErr w:type="spellStart"/>
       <w:r>
         <w:rPr>
           <w:sz w:val="24"/>
@@ -1950,7 +1910,6 @@
         </w:rPr>
         <w:t>Valgrind</w:t>
       </w:r>
-      <w:proofErr w:type="spellEnd"/>
     </w:p>
     <w:p>
       <w:pPr>
@@ -1985,23 +1944,7 @@
           <w:sz w:val="28"/>
           <w:szCs w:val="28"/>
         </w:rPr>
-        <w:t>1. Несоответствие операторов удаления памяти (</w:t>
-      </w:r>
-      <w:proofErr w:type="spellStart"/>
-      <w:r>
-        <w:rPr>
-          <w:sz w:val="28"/>
-          <w:szCs w:val="28"/>
-        </w:rPr>
-        <w:t>MismatchedFree</w:t>
-      </w:r>
-      <w:proofErr w:type="spellEnd"/>
-      <w:r>
-        <w:rPr>
-          <w:sz w:val="28"/>
-          <w:szCs w:val="28"/>
-        </w:rPr>
-        <w:t>)</w:t>
+        <w:t>1. Несоответствие операторов удаления памяти (MismatchedFree)</w:t>
       </w:r>
     </w:p>
     <w:p>
@@ -2032,7 +1975,6 @@
         </w:rPr>
         <w:t xml:space="preserve"> </w:t>
       </w:r>
-      <w:proofErr w:type="gramStart"/>
       <w:r>
         <w:rPr>
           <w:b/>
@@ -2056,9 +1998,16 @@
           <w:sz w:val="28"/>
           <w:szCs w:val="28"/>
         </w:rPr>
-        <w:t>[</w:t>
-      </w:r>
-      <w:proofErr w:type="gramEnd"/>
+        <w:t>[]</w:t>
+      </w:r>
+      <w:r>
+        <w:rPr>
+          <w:color w:val="000000"/>
+          <w:sz w:val="28"/>
+          <w:szCs w:val="28"/>
+        </w:rPr>
+        <w:t> (динамический массив), однако удаляется через </w:t>
+      </w:r>
       <w:r>
         <w:rPr>
           <w:b/>
@@ -2068,16 +2017,78 @@
           <w:color w:val="000000"/>
           <w:sz w:val="28"/>
           <w:szCs w:val="28"/>
-        </w:rPr>
-        <w:t>]</w:t>
-      </w:r>
-      <w:r>
-        <w:rPr>
-          <w:color w:val="000000"/>
-          <w:sz w:val="28"/>
-          <w:szCs w:val="28"/>
-        </w:rPr>
-        <w:t> (динамический массив), однако удаляется через </w:t>
+          <w:lang w:val="en-US"/>
+        </w:rPr>
+        <w:t>delete</w:t>
+      </w:r>
+      <w:r>
+        <w:rPr>
+          <w:color w:val="000000"/>
+          <w:sz w:val="28"/>
+          <w:szCs w:val="28"/>
+        </w:rPr>
+        <w:t> (одиночный объект). Это приводит к неопределённому поведению</w:t>
+      </w:r>
+      <w:r>
+        <w:rPr>
+          <w:color w:val="000000"/>
+          <w:sz w:val="28"/>
+          <w:szCs w:val="28"/>
+        </w:rPr>
+        <w:t xml:space="preserve"> </w:t>
+      </w:r>
+      <w:r>
+        <w:rPr>
+          <w:color w:val="000000"/>
+          <w:sz w:val="28"/>
+          <w:szCs w:val="28"/>
+        </w:rPr>
+        <w:t>программы.</w:t>
+      </w:r>
+    </w:p>
+    <w:p>
+      <w:pPr>
+        <w:pStyle w:val="3"/>
+        <w:rPr>
+          <w:sz w:val="28"/>
+          <w:szCs w:val="28"/>
+        </w:rPr>
+      </w:pPr>
+      <w:r>
+        <w:rPr>
+          <w:sz w:val="28"/>
+          <w:szCs w:val="28"/>
+        </w:rPr>
+        <w:t>2. Гарантированные утечки памяти (Leak_DefinitelyLost)</w:t>
+      </w:r>
+    </w:p>
+    <w:p>
+      <w:pPr>
+        <w:pStyle w:val="a5"/>
+        <w:shd w:val="clear" w:color="auto" w:fill="FFFFFF"/>
+        <w:spacing w:before="120" w:beforeAutospacing="0" w:after="120" w:afterAutospacing="0"/>
+        <w:ind w:firstLine="709"/>
+        <w:rPr>
+          <w:color w:val="000000"/>
+          <w:sz w:val="28"/>
+          <w:szCs w:val="28"/>
+        </w:rPr>
+      </w:pPr>
+      <w:r>
+        <w:rPr>
+          <w:color w:val="000000"/>
+          <w:sz w:val="28"/>
+          <w:szCs w:val="28"/>
+        </w:rPr>
+        <w:t>Наиболее значимые утечки связаны с функцией</w:t>
+      </w:r>
+      <w:r>
+        <w:rPr>
+          <w:color w:val="000000"/>
+          <w:sz w:val="28"/>
+          <w:szCs w:val="28"/>
+        </w:rPr>
+        <w:t xml:space="preserve"> </w:t>
       </w:r>
       <w:r>
         <w:rPr>
@@ -2090,94 +2101,8 @@
           <w:szCs w:val="28"/>
           <w:lang w:val="en-US"/>
         </w:rPr>
-        <w:t>delete</w:t>
-      </w:r>
-      <w:r>
-        <w:rPr>
-          <w:color w:val="000000"/>
-          <w:sz w:val="28"/>
-          <w:szCs w:val="28"/>
-        </w:rPr>
-        <w:t> (одиночный объект). Это приводит к неопределённому поведению</w:t>
-      </w:r>
-      <w:r>
-        <w:rPr>
-          <w:color w:val="000000"/>
-          <w:sz w:val="28"/>
-          <w:szCs w:val="28"/>
-        </w:rPr>
-        <w:t xml:space="preserve"> </w:t>
-      </w:r>
-      <w:r>
-        <w:rPr>
-          <w:color w:val="000000"/>
-          <w:sz w:val="28"/>
-          <w:szCs w:val="28"/>
-        </w:rPr>
-        <w:t>программы.</w:t>
-      </w:r>
-    </w:p>
-    <w:p>
-      <w:pPr>
-        <w:pStyle w:val="3"/>
-        <w:rPr>
-          <w:sz w:val="28"/>
-          <w:szCs w:val="28"/>
-        </w:rPr>
-      </w:pPr>
-      <w:r>
-        <w:rPr>
-          <w:sz w:val="28"/>
-          <w:szCs w:val="28"/>
-        </w:rPr>
-        <w:t>2. Гарантированные утечки памяти (</w:t>
-      </w:r>
-      <w:proofErr w:type="spellStart"/>
-      <w:r>
-        <w:rPr>
-          <w:sz w:val="28"/>
-          <w:szCs w:val="28"/>
-        </w:rPr>
-        <w:t>Leak_DefinitelyLost</w:t>
-      </w:r>
-      <w:proofErr w:type="spellEnd"/>
-      <w:r>
-        <w:rPr>
-          <w:sz w:val="28"/>
-          <w:szCs w:val="28"/>
-        </w:rPr>
-        <w:t>)</w:t>
-      </w:r>
-    </w:p>
-    <w:p>
-      <w:pPr>
-        <w:pStyle w:val="a5"/>
-        <w:shd w:val="clear" w:color="auto" w:fill="FFFFFF"/>
-        <w:spacing w:before="120" w:beforeAutospacing="0" w:after="120" w:afterAutospacing="0"/>
-        <w:ind w:firstLine="709"/>
-        <w:rPr>
-          <w:color w:val="000000"/>
-          <w:sz w:val="28"/>
-          <w:szCs w:val="28"/>
-        </w:rPr>
-      </w:pPr>
-      <w:r>
-        <w:rPr>
-          <w:color w:val="000000"/>
-          <w:sz w:val="28"/>
-          <w:szCs w:val="28"/>
-        </w:rPr>
-        <w:t>Наиболее значимые утечки связаны с функцией</w:t>
-      </w:r>
-      <w:r>
-        <w:rPr>
-          <w:color w:val="000000"/>
-          <w:sz w:val="28"/>
-          <w:szCs w:val="28"/>
-        </w:rPr>
-        <w:t xml:space="preserve"> </w:t>
-      </w:r>
-      <w:proofErr w:type="gramStart"/>
+        <w:t>BBV</w:t>
+      </w:r>
       <w:r>
         <w:rPr>
           <w:b/>
@@ -2187,9 +2112,8 @@
           <w:color w:val="000000"/>
           <w:sz w:val="28"/>
           <w:szCs w:val="28"/>
-          <w:lang w:val="en-US"/>
-        </w:rPr>
-        <w:t>BBV</w:t>
+        </w:rPr>
+        <w:t>::</w:t>
       </w:r>
       <w:r>
         <w:rPr>
@@ -2200,10 +2124,10 @@
           <w:color w:val="000000"/>
           <w:sz w:val="28"/>
           <w:szCs w:val="28"/>
-        </w:rPr>
-        <w:t>::</w:t>
-      </w:r>
-      <w:proofErr w:type="gramEnd"/>
+          <w:lang w:val="en-US"/>
+        </w:rPr>
+        <w:t>operator</w:t>
+      </w:r>
       <w:r>
         <w:rPr>
           <w:b/>
@@ -2213,9 +2137,8 @@
           <w:color w:val="000000"/>
           <w:sz w:val="28"/>
           <w:szCs w:val="28"/>
-          <w:lang w:val="en-US"/>
-        </w:rPr>
-        <w:t>operator</w:t>
+        </w:rPr>
+        <w:t xml:space="preserve"> </w:t>
       </w:r>
       <w:r>
         <w:rPr>
@@ -2226,8 +2149,9 @@
           <w:color w:val="000000"/>
           <w:sz w:val="28"/>
           <w:szCs w:val="28"/>
-        </w:rPr>
-        <w:t xml:space="preserve"> </w:t>
+          <w:lang w:val="en-US"/>
+        </w:rPr>
+        <w:t>char</w:t>
       </w:r>
       <w:r>
         <w:rPr>
@@ -2238,9 +2162,24 @@
           <w:color w:val="000000"/>
           <w:sz w:val="28"/>
           <w:szCs w:val="28"/>
-          <w:lang w:val="en-US"/>
-        </w:rPr>
-        <w:t>char</w:t>
+        </w:rPr>
+        <w:t>*()</w:t>
+      </w:r>
+      <w:r>
+        <w:rPr>
+          <w:color w:val="000000"/>
+          <w:sz w:val="28"/>
+          <w:szCs w:val="28"/>
+        </w:rPr>
+        <w:t>. Функция выделяет буфер через</w:t>
+      </w:r>
+      <w:r>
+        <w:rPr>
+          <w:color w:val="000000"/>
+          <w:sz w:val="28"/>
+          <w:szCs w:val="28"/>
+        </w:rPr>
+        <w:t xml:space="preserve"> </w:t>
       </w:r>
       <w:r>
         <w:rPr>
@@ -2251,26 +2190,10 @@
           <w:color w:val="000000"/>
           <w:sz w:val="28"/>
           <w:szCs w:val="28"/>
-        </w:rPr>
-        <w:t>*()</w:t>
-      </w:r>
-      <w:r>
-        <w:rPr>
-          <w:color w:val="000000"/>
-          <w:sz w:val="28"/>
-          <w:szCs w:val="28"/>
-        </w:rPr>
-        <w:t>. Функция выделяет буфер через</w:t>
-      </w:r>
-      <w:r>
-        <w:rPr>
-          <w:color w:val="000000"/>
-          <w:sz w:val="28"/>
-          <w:szCs w:val="28"/>
-        </w:rPr>
-        <w:t xml:space="preserve"> </w:t>
-      </w:r>
-      <w:proofErr w:type="gramStart"/>
+          <w:lang w:val="en-US"/>
+        </w:rPr>
+        <w:t>new</w:t>
+      </w:r>
       <w:r>
         <w:rPr>
           <w:b/>
@@ -2280,9 +2203,193 @@
           <w:color w:val="000000"/>
           <w:sz w:val="28"/>
           <w:szCs w:val="28"/>
+        </w:rPr>
+        <w:t>[]</w:t>
+      </w:r>
+      <w:r>
+        <w:rPr>
+          <w:color w:val="000000"/>
+          <w:sz w:val="28"/>
+          <w:szCs w:val="28"/>
+        </w:rPr>
+        <w:t>, однако результат не сохраняется в переменную и впоследствии не освобождается.</w:t>
+      </w:r>
+    </w:p>
+    <w:p>
+      <w:pPr>
+        <w:pStyle w:val="3"/>
+        <w:rPr>
+          <w:sz w:val="28"/>
+          <w:szCs w:val="28"/>
+        </w:rPr>
+      </w:pPr>
+      <w:r>
+        <w:rPr>
+          <w:rStyle w:val="30"/>
+          <w:sz w:val="28"/>
+          <w:szCs w:val="28"/>
+        </w:rPr>
+        <w:t>3.</w:t>
+      </w:r>
+      <w:r>
+        <w:rPr>
+          <w:sz w:val="28"/>
+          <w:szCs w:val="28"/>
+        </w:rPr>
+        <w:t xml:space="preserve"> Неявные утечки памяти (Leak_IndirectlyLost) </w:t>
+      </w:r>
+    </w:p>
+    <w:p>
+      <w:pPr>
+        <w:pStyle w:val="a5"/>
+        <w:shd w:val="clear" w:color="auto" w:fill="FFFFFF"/>
+        <w:spacing w:before="120" w:beforeAutospacing="0" w:after="120" w:afterAutospacing="0"/>
+        <w:rPr>
+          <w:color w:val="000000"/>
+          <w:sz w:val="28"/>
+          <w:szCs w:val="28"/>
+        </w:rPr>
+      </w:pPr>
+      <w:r>
+        <w:rPr>
+          <w:color w:val="000000"/>
+          <w:sz w:val="28"/>
+          <w:szCs w:val="28"/>
+        </w:rPr>
+        <w:tab/>
+        <w:t>В</w:t>
+      </w:r>
+      <w:r>
+        <w:rPr>
+          <w:color w:val="000000"/>
+          <w:sz w:val="28"/>
+          <w:szCs w:val="28"/>
+        </w:rPr>
+        <w:t xml:space="preserve"> программе был выделен блок памяти, указатель на который не был потерян напрямую, но стал недоступен для корректного освобождения из-за того, что содержащий его объект-контейнер был повреждён или потерял на него ссылку. </w:t>
+      </w:r>
+    </w:p>
+    <w:p>
+      <w:pPr>
+        <w:pStyle w:val="3"/>
+        <w:rPr>
+          <w:sz w:val="28"/>
+          <w:szCs w:val="28"/>
+        </w:rPr>
+      </w:pPr>
+      <w:r>
+        <w:rPr>
+          <w:rStyle w:val="30"/>
+          <w:sz w:val="28"/>
+          <w:szCs w:val="28"/>
+        </w:rPr>
+        <w:t>4.</w:t>
+      </w:r>
+      <w:r>
+        <w:rPr>
+          <w:sz w:val="28"/>
+          <w:szCs w:val="28"/>
+        </w:rPr>
+        <w:t xml:space="preserve"> </w:t>
+      </w:r>
+      <w:r>
+        <w:rPr>
+          <w:sz w:val="28"/>
+          <w:szCs w:val="28"/>
+        </w:rPr>
+        <w:t xml:space="preserve">Несоответствие аргумента размера выделения и освобождения памяти </w:t>
+      </w:r>
+      <w:r>
+        <w:rPr>
+          <w:sz w:val="28"/>
+          <w:szCs w:val="28"/>
           <w:lang w:val="en-US"/>
         </w:rPr>
-        <w:t>new</w:t>
+        <w:t>MismatchedAllocateDeallocateSize</w:t>
+      </w:r>
+      <w:r>
+        <w:rPr>
+          <w:sz w:val="28"/>
+          <w:szCs w:val="28"/>
+        </w:rPr>
+        <w:t xml:space="preserve"> </w:t>
+      </w:r>
+    </w:p>
+    <w:p>
+      <w:pPr>
+        <w:pStyle w:val="a5"/>
+        <w:shd w:val="clear" w:color="auto" w:fill="FFFFFF"/>
+        <w:spacing w:before="120" w:beforeAutospacing="0" w:after="120" w:afterAutospacing="0"/>
+        <w:rPr>
+          <w:i/>
+          <w:iCs/>
+          <w:color w:val="000000"/>
+          <w:sz w:val="22"/>
+          <w:szCs w:val="22"/>
+        </w:rPr>
+      </w:pPr>
+      <w:r>
+        <w:rPr>
+          <w:color w:val="000000"/>
+          <w:sz w:val="28"/>
+          <w:szCs w:val="28"/>
+        </w:rPr>
+        <w:tab/>
+      </w:r>
+      <w:r>
+        <w:rPr>
+          <w:color w:val="000000"/>
+          <w:sz w:val="28"/>
+          <w:szCs w:val="28"/>
+        </w:rPr>
+        <w:t> </w:t>
+      </w:r>
+      <w:r>
+        <w:rPr>
+          <w:color w:val="000000"/>
+          <w:sz w:val="28"/>
+          <w:szCs w:val="28"/>
+        </w:rPr>
+        <w:t>Возникает</w:t>
+      </w:r>
+      <w:r>
+        <w:rPr>
+          <w:color w:val="000000"/>
+          <w:sz w:val="28"/>
+          <w:szCs w:val="28"/>
+        </w:rPr>
+        <w:t xml:space="preserve"> при использовании размерного освобождения (sized</w:t>
+      </w:r>
+      <w:r>
+        <w:rPr>
+          <w:color w:val="000000"/>
+          <w:sz w:val="28"/>
+          <w:szCs w:val="28"/>
+        </w:rPr>
+        <w:t xml:space="preserve"> </w:t>
+      </w:r>
+      <w:r>
+        <w:rPr>
+          <w:color w:val="000000"/>
+          <w:sz w:val="28"/>
+          <w:szCs w:val="28"/>
+        </w:rPr>
+        <w:t xml:space="preserve">deallocation). </w:t>
+      </w:r>
+      <w:r>
+        <w:rPr>
+          <w:color w:val="000000"/>
+          <w:sz w:val="28"/>
+          <w:szCs w:val="28"/>
+        </w:rPr>
+        <w:t>Р</w:t>
+      </w:r>
+      <w:r>
+        <w:rPr>
+          <w:color w:val="000000"/>
+          <w:sz w:val="28"/>
+          <w:szCs w:val="28"/>
+        </w:rPr>
+        <w:t>азмер блока памяти, переданный в </w:t>
       </w:r>
       <w:r>
         <w:rPr>
@@ -2294,266 +2401,8 @@
           <w:sz w:val="28"/>
           <w:szCs w:val="28"/>
         </w:rPr>
-        <w:t>[</w:t>
-      </w:r>
-      <w:proofErr w:type="gramEnd"/>
-      <w:r>
-        <w:rPr>
-          <w:b/>
-          <w:bCs/>
-          <w:i/>
-          <w:iCs/>
-          <w:color w:val="000000"/>
-          <w:sz w:val="28"/>
-          <w:szCs w:val="28"/>
-        </w:rPr>
-        <w:t>]</w:t>
-      </w:r>
-      <w:r>
-        <w:rPr>
-          <w:color w:val="000000"/>
-          <w:sz w:val="28"/>
-          <w:szCs w:val="28"/>
-        </w:rPr>
-        <w:t>, однако результат не сохраняется в переменную и впоследствии не освобождается.</w:t>
-      </w:r>
-    </w:p>
-    <w:p>
-      <w:pPr>
-        <w:pStyle w:val="3"/>
-        <w:rPr>
-          <w:sz w:val="28"/>
-          <w:szCs w:val="28"/>
-        </w:rPr>
-      </w:pPr>
-      <w:r>
-        <w:rPr>
-          <w:rStyle w:val="30"/>
-          <w:sz w:val="28"/>
-          <w:szCs w:val="28"/>
-        </w:rPr>
-        <w:t>3.</w:t>
-      </w:r>
-      <w:r>
-        <w:rPr>
-          <w:sz w:val="28"/>
-          <w:szCs w:val="28"/>
-        </w:rPr>
-        <w:t xml:space="preserve"> Неявные утечки памяти (</w:t>
-      </w:r>
-      <w:proofErr w:type="spellStart"/>
-      <w:r>
-        <w:rPr>
-          <w:sz w:val="28"/>
-          <w:szCs w:val="28"/>
-        </w:rPr>
-        <w:t>Leak_IndirectlyLost</w:t>
-      </w:r>
-      <w:proofErr w:type="spellEnd"/>
-      <w:r>
-        <w:rPr>
-          <w:sz w:val="28"/>
-          <w:szCs w:val="28"/>
-        </w:rPr>
-        <w:t xml:space="preserve">) </w:t>
-      </w:r>
-    </w:p>
-    <w:p>
-      <w:pPr>
-        <w:pStyle w:val="a5"/>
-        <w:shd w:val="clear" w:color="auto" w:fill="FFFFFF"/>
-        <w:spacing w:before="120" w:beforeAutospacing="0" w:after="120" w:afterAutospacing="0"/>
-        <w:rPr>
-          <w:color w:val="000000"/>
-          <w:sz w:val="28"/>
-          <w:szCs w:val="28"/>
-        </w:rPr>
-      </w:pPr>
-      <w:r>
-        <w:rPr>
-          <w:color w:val="000000"/>
-          <w:sz w:val="28"/>
-          <w:szCs w:val="28"/>
-        </w:rPr>
-        <w:tab/>
-        <w:t>В</w:t>
-      </w:r>
-      <w:r>
-        <w:rPr>
-          <w:color w:val="000000"/>
-          <w:sz w:val="28"/>
-          <w:szCs w:val="28"/>
-        </w:rPr>
-        <w:t xml:space="preserve"> программе был выделен блок памяти, указатель на который не был потерян напрямую, но стал недоступен для корректного освобождения из-за того, что содержащий его объект-контейнер был повреждён или потерял на него ссылку.</w:t>
-      </w:r>
-      <w:r>
-        <w:rPr>
-          <w:color w:val="000000"/>
-          <w:sz w:val="28"/>
-          <w:szCs w:val="28"/>
-        </w:rPr>
-        <w:t xml:space="preserve"> </w:t>
-      </w:r>
-    </w:p>
-    <w:p>
-      <w:pPr>
-        <w:pStyle w:val="3"/>
-        <w:rPr>
-          <w:sz w:val="28"/>
-          <w:szCs w:val="28"/>
-        </w:rPr>
-      </w:pPr>
-      <w:r>
-        <w:rPr>
-          <w:rStyle w:val="30"/>
-          <w:sz w:val="28"/>
-          <w:szCs w:val="28"/>
-        </w:rPr>
-        <w:t>4.</w:t>
-      </w:r>
-      <w:r>
-        <w:rPr>
-          <w:sz w:val="28"/>
-          <w:szCs w:val="28"/>
-        </w:rPr>
-        <w:t xml:space="preserve"> </w:t>
-      </w:r>
-      <w:r>
-        <w:rPr>
-          <w:sz w:val="28"/>
-          <w:szCs w:val="28"/>
-        </w:rPr>
-        <w:t xml:space="preserve">Несоответствие аргумента размера выделения и освобождения памяти </w:t>
-      </w:r>
-      <w:proofErr w:type="spellStart"/>
-      <w:r>
-        <w:rPr>
-          <w:sz w:val="28"/>
-          <w:szCs w:val="28"/>
-          <w:lang w:val="en-US"/>
-        </w:rPr>
-        <w:t>MismatchedAllocateDeallocateSize</w:t>
-      </w:r>
-      <w:proofErr w:type="spellEnd"/>
-      <w:r>
-        <w:rPr>
-          <w:sz w:val="28"/>
-          <w:szCs w:val="28"/>
-        </w:rPr>
-        <w:t xml:space="preserve"> </w:t>
-      </w:r>
-    </w:p>
-    <w:p>
-      <w:pPr>
-        <w:pStyle w:val="a5"/>
-        <w:shd w:val="clear" w:color="auto" w:fill="FFFFFF"/>
-        <w:spacing w:before="120" w:beforeAutospacing="0" w:after="120" w:afterAutospacing="0"/>
-        <w:rPr>
-          <w:i/>
-          <w:iCs/>
-          <w:color w:val="000000"/>
-          <w:sz w:val="22"/>
-          <w:szCs w:val="22"/>
-        </w:rPr>
-      </w:pPr>
-      <w:r>
-        <w:rPr>
-          <w:color w:val="000000"/>
-          <w:sz w:val="28"/>
-          <w:szCs w:val="28"/>
-        </w:rPr>
-        <w:tab/>
-      </w:r>
-      <w:r>
-        <w:rPr>
-          <w:color w:val="000000"/>
-          <w:sz w:val="28"/>
-          <w:szCs w:val="28"/>
-        </w:rPr>
-        <w:t> </w:t>
-      </w:r>
-      <w:r>
-        <w:rPr>
-          <w:color w:val="000000"/>
-          <w:sz w:val="28"/>
-          <w:szCs w:val="28"/>
-        </w:rPr>
-        <w:t>Возникает</w:t>
-      </w:r>
-      <w:r>
-        <w:rPr>
-          <w:color w:val="000000"/>
-          <w:sz w:val="28"/>
-          <w:szCs w:val="28"/>
-        </w:rPr>
-        <w:t xml:space="preserve"> при использовании размерного освобождения (</w:t>
-      </w:r>
-      <w:proofErr w:type="spellStart"/>
-      <w:r>
-        <w:rPr>
-          <w:color w:val="000000"/>
-          <w:sz w:val="28"/>
-          <w:szCs w:val="28"/>
-        </w:rPr>
-        <w:t>sized</w:t>
-      </w:r>
-      <w:proofErr w:type="spellEnd"/>
-      <w:r>
-        <w:rPr>
-          <w:color w:val="000000"/>
-          <w:sz w:val="28"/>
-          <w:szCs w:val="28"/>
-        </w:rPr>
-        <w:t xml:space="preserve"> </w:t>
-      </w:r>
-      <w:proofErr w:type="spellStart"/>
-      <w:r>
-        <w:rPr>
-          <w:color w:val="000000"/>
-          <w:sz w:val="28"/>
-          <w:szCs w:val="28"/>
-        </w:rPr>
-        <w:t>deallocation</w:t>
-      </w:r>
-      <w:proofErr w:type="spellEnd"/>
-      <w:r>
-        <w:rPr>
-          <w:color w:val="000000"/>
-          <w:sz w:val="28"/>
-          <w:szCs w:val="28"/>
-        </w:rPr>
-        <w:t xml:space="preserve">). </w:t>
-      </w:r>
-      <w:r>
-        <w:rPr>
-          <w:color w:val="000000"/>
-          <w:sz w:val="28"/>
-          <w:szCs w:val="28"/>
-        </w:rPr>
-        <w:t>Р</w:t>
-      </w:r>
-      <w:r>
-        <w:rPr>
-          <w:color w:val="000000"/>
-          <w:sz w:val="28"/>
-          <w:szCs w:val="28"/>
-        </w:rPr>
-        <w:t>азмер блока памяти, переданный в </w:t>
-      </w:r>
-      <w:proofErr w:type="spellStart"/>
-      <w:r>
-        <w:rPr>
-          <w:b/>
-          <w:bCs/>
-          <w:i/>
-          <w:iCs/>
-          <w:color w:val="000000"/>
-          <w:sz w:val="28"/>
-          <w:szCs w:val="28"/>
-        </w:rPr>
         <w:t>delete</w:t>
       </w:r>
-      <w:proofErr w:type="spellEnd"/>
       <w:r>
         <w:rPr>
           <w:color w:val="000000"/>
@@ -3284,15 +3133,6 @@
                 <w:szCs w:val="28"/>
               </w:rPr>
               <w:t>88</w:t>
-            </w:r>
-            <w:r>
-              <w:rPr>
-                <w:b/>
-                <w:bCs/>
-                <w:sz w:val="28"/>
-                <w:szCs w:val="28"/>
-              </w:rPr>
-              <w:t>*</w:t>
             </w:r>
           </w:p>
         </w:tc>
@@ -3616,14 +3456,7 @@
                 <w:sz w:val="28"/>
                 <w:szCs w:val="28"/>
               </w:rPr>
-              <w:t>Ст</w:t>
-            </w:r>
-            <w:r>
-              <w:rPr>
-                <w:sz w:val="28"/>
-                <w:szCs w:val="28"/>
-              </w:rPr>
-              <w:t>андарт правил безопасного кодирования на C++, изначально разработанный для автомобильной и авиационной техники, где недопустимы сбои.</w:t>
+              <w:t>Стандарт правил безопасного кодирования на C++, изначально разработанный для автомобильной и авиационной техники, где недопустимы сбои.</w:t>
             </w:r>
           </w:p>
         </w:tc>
@@ -3728,28 +3561,7 @@
                 <w:sz w:val="28"/>
                 <w:szCs w:val="28"/>
               </w:rPr>
-              <w:t>Я</w:t>
-            </w:r>
-            <w:r>
-              <w:rPr>
-                <w:sz w:val="28"/>
-                <w:szCs w:val="28"/>
-              </w:rPr>
-              <w:t>вляется развитием MISRA, адаптированным под современные высокопроизводительные</w:t>
-            </w:r>
-            <w:r>
-              <w:rPr>
-                <w:sz w:val="28"/>
-                <w:szCs w:val="28"/>
-              </w:rPr>
-              <w:t xml:space="preserve"> </w:t>
-            </w:r>
-            <w:r>
-              <w:rPr>
-                <w:sz w:val="28"/>
-                <w:szCs w:val="28"/>
-              </w:rPr>
-              <w:t>системы, поддерживающие динамическую память и многопоточность</w:t>
+              <w:t>Является развитием MISRA, адаптированным под современные высокопроизводительные системы, поддерживающие динамическую память и многопоточность</w:t>
             </w:r>
           </w:p>
         </w:tc>
@@ -4140,9 +3952,30 @@
           <w:sz w:val="28"/>
           <w:szCs w:val="28"/>
         </w:rPr>
-        <w:t>Нарушение "Правила трёх" (</w:t>
-      </w:r>
-      <w:proofErr w:type="spellStart"/>
+        <w:t>Нарушение "Правила трёх" (Rule of Three)</w:t>
+      </w:r>
+      <w:r>
+        <w:rPr>
+          <w:sz w:val="28"/>
+          <w:szCs w:val="28"/>
+        </w:rPr>
+        <w:t>: есть оператор присваивания, но нет конструктора копирования.</w:t>
+      </w:r>
+    </w:p>
+    <w:p>
+      <w:pPr>
+        <w:rPr>
+          <w:sz w:val="28"/>
+          <w:szCs w:val="28"/>
+        </w:rPr>
+      </w:pPr>
+      <w:r>
+        <w:rPr>
+          <w:sz w:val="28"/>
+          <w:szCs w:val="28"/>
+        </w:rPr>
+        <w:tab/>
+      </w:r>
       <w:r>
         <w:rPr>
           <w:b/>
@@ -4150,9 +3983,30 @@
           <w:sz w:val="28"/>
           <w:szCs w:val="28"/>
         </w:rPr>
-        <w:t>Rule</w:t>
-      </w:r>
-      <w:proofErr w:type="spellEnd"/>
+        <w:t>Рекомендация по оптимизации</w:t>
+      </w:r>
+      <w:r>
+        <w:rPr>
+          <w:sz w:val="28"/>
+          <w:szCs w:val="28"/>
+        </w:rPr>
+        <w:t>: переменная (объект) передаётся по значению (копируется). Лучше передавать по константной ссылке, чтобы избежать лишнего копирования.</w:t>
+      </w:r>
+    </w:p>
+    <w:p>
+      <w:pPr>
+        <w:rPr>
+          <w:sz w:val="28"/>
+          <w:szCs w:val="28"/>
+        </w:rPr>
+      </w:pPr>
+      <w:r>
+        <w:rPr>
+          <w:sz w:val="28"/>
+          <w:szCs w:val="28"/>
+        </w:rPr>
+        <w:tab/>
+      </w:r>
       <w:r>
         <w:rPr>
           <w:b/>
@@ -4160,136 +4014,6 @@
           <w:sz w:val="28"/>
           <w:szCs w:val="28"/>
         </w:rPr>
-        <w:t xml:space="preserve"> </w:t>
-      </w:r>
-      <w:proofErr w:type="spellStart"/>
-      <w:r>
-        <w:rPr>
-          <w:b/>
-          <w:bCs/>
-          <w:sz w:val="28"/>
-          <w:szCs w:val="28"/>
-        </w:rPr>
-        <w:t>of</w:t>
-      </w:r>
-      <w:proofErr w:type="spellEnd"/>
-      <w:r>
-        <w:rPr>
-          <w:b/>
-          <w:bCs/>
-          <w:sz w:val="28"/>
-          <w:szCs w:val="28"/>
-        </w:rPr>
-        <w:t xml:space="preserve"> </w:t>
-      </w:r>
-      <w:proofErr w:type="spellStart"/>
-      <w:r>
-        <w:rPr>
-          <w:b/>
-          <w:bCs/>
-          <w:sz w:val="28"/>
-          <w:szCs w:val="28"/>
-        </w:rPr>
-        <w:t>Three</w:t>
-      </w:r>
-      <w:proofErr w:type="spellEnd"/>
-      <w:r>
-        <w:rPr>
-          <w:b/>
-          <w:bCs/>
-          <w:sz w:val="28"/>
-          <w:szCs w:val="28"/>
-        </w:rPr>
-        <w:t>)</w:t>
-      </w:r>
-      <w:r>
-        <w:rPr>
-          <w:sz w:val="28"/>
-          <w:szCs w:val="28"/>
-        </w:rPr>
-        <w:t>: есть оператор присваивания, но нет конструктора копирования.</w:t>
-      </w:r>
-    </w:p>
-    <w:p>
-      <w:pPr>
-        <w:rPr>
-          <w:sz w:val="28"/>
-          <w:szCs w:val="28"/>
-        </w:rPr>
-      </w:pPr>
-      <w:r>
-        <w:rPr>
-          <w:sz w:val="28"/>
-          <w:szCs w:val="28"/>
-        </w:rPr>
-        <w:tab/>
-      </w:r>
-      <w:r>
-        <w:rPr>
-          <w:b/>
-          <w:bCs/>
-          <w:sz w:val="28"/>
-          <w:szCs w:val="28"/>
-        </w:rPr>
-        <w:t>Рекомендация по оптимизации</w:t>
-      </w:r>
-      <w:r>
-        <w:rPr>
-          <w:sz w:val="28"/>
-          <w:szCs w:val="28"/>
-        </w:rPr>
-        <w:t>:</w:t>
-      </w:r>
-      <w:r>
-        <w:rPr>
-          <w:sz w:val="28"/>
-          <w:szCs w:val="28"/>
-        </w:rPr>
-        <w:t xml:space="preserve"> переменная</w:t>
-      </w:r>
-      <w:r>
-        <w:rPr>
-          <w:sz w:val="28"/>
-          <w:szCs w:val="28"/>
-        </w:rPr>
-        <w:t> </w:t>
-      </w:r>
-      <w:r>
-        <w:rPr>
-          <w:sz w:val="28"/>
-          <w:szCs w:val="28"/>
-        </w:rPr>
-        <w:t xml:space="preserve">(объект) </w:t>
-      </w:r>
-      <w:r>
-        <w:rPr>
-          <w:sz w:val="28"/>
-          <w:szCs w:val="28"/>
-        </w:rPr>
-        <w:t>передаётся по значению (копируется). Лучше передавать по константной ссылке, чтобы избежать лишнего копирования.</w:t>
-      </w:r>
-    </w:p>
-    <w:p>
-      <w:pPr>
-        <w:rPr>
-          <w:sz w:val="28"/>
-          <w:szCs w:val="28"/>
-        </w:rPr>
-      </w:pPr>
-      <w:r>
-        <w:rPr>
-          <w:sz w:val="28"/>
-          <w:szCs w:val="28"/>
-        </w:rPr>
-        <w:tab/>
-      </w:r>
-      <w:r>
-        <w:rPr>
-          <w:b/>
-          <w:bCs/>
-          <w:sz w:val="28"/>
-          <w:szCs w:val="28"/>
-        </w:rPr>
         <w:t>Проблема переносимости</w:t>
       </w:r>
       <w:r>
@@ -4297,23 +4021,8 @@
           <w:sz w:val="28"/>
           <w:szCs w:val="28"/>
         </w:rPr>
-        <w:t>: размер</w:t>
-      </w:r>
-      <w:r>
-        <w:rPr>
-          <w:sz w:val="28"/>
-          <w:szCs w:val="28"/>
-        </w:rPr>
-        <w:t>ность</w:t>
-      </w:r>
-      <w:r>
-        <w:rPr>
-          <w:sz w:val="28"/>
-          <w:szCs w:val="28"/>
-        </w:rPr>
-        <w:t> </w:t>
-      </w:r>
-      <w:proofErr w:type="spellStart"/>
+        <w:t>: размерность </w:t>
+      </w:r>
       <w:r>
         <w:rPr>
           <w:b/>
@@ -4325,7 +4034,6 @@
         </w:rPr>
         <w:t>long</w:t>
       </w:r>
-      <w:proofErr w:type="spellEnd"/>
       <w:r>
         <w:rPr>
           <w:sz w:val="28"/>
@@ -4364,7 +4072,6 @@
         </w:rPr>
         <w:t>: проверка указателя на </w:t>
       </w:r>
-      <w:proofErr w:type="spellStart"/>
       <w:r>
         <w:rPr>
           <w:b/>
@@ -4376,7 +4083,6 @@
         </w:rPr>
         <w:t>null</w:t>
       </w:r>
-      <w:proofErr w:type="spellEnd"/>
       <w:r>
         <w:rPr>
           <w:sz w:val="28"/>
@@ -4384,7 +4090,6 @@
         </w:rPr>
         <w:t> после вызова </w:t>
       </w:r>
-      <w:proofErr w:type="spellStart"/>
       <w:r>
         <w:rPr>
           <w:b/>
@@ -4396,7 +4101,6 @@
         </w:rPr>
         <w:t>new</w:t>
       </w:r>
-      <w:proofErr w:type="spellEnd"/>
       <w:r>
         <w:rPr>
           <w:sz w:val="28"/>
@@ -4404,7 +4108,6 @@
         </w:rPr>
         <w:t>, который в C++ бросает исключение, а не возвращает </w:t>
       </w:r>
-      <w:proofErr w:type="spellStart"/>
       <w:r>
         <w:rPr>
           <w:b/>
@@ -4416,7 +4119,6 @@
         </w:rPr>
         <w:t>null</w:t>
       </w:r>
-      <w:proofErr w:type="spellEnd"/>
       <w:r>
         <w:rPr>
           <w:sz w:val="28"/>
@@ -4459,7 +4161,6 @@
         </w:rPr>
         <w:t>Потенциальное 32-битное переполнение при вычислении размера памяти для </w:t>
       </w:r>
-      <w:proofErr w:type="spellStart"/>
       <w:r>
         <w:rPr>
           <w:b/>
@@ -4471,27 +4172,12 @@
         </w:rPr>
         <w:t>new</w:t>
       </w:r>
-      <w:proofErr w:type="spellEnd"/>
-      <w:r>
-        <w:rPr>
-          <w:sz w:val="28"/>
-          <w:szCs w:val="28"/>
-        </w:rPr>
-        <w:t>. Если </w:t>
-      </w:r>
-      <w:r>
-        <w:rPr>
-          <w:sz w:val="28"/>
-          <w:szCs w:val="28"/>
-        </w:rPr>
-        <w:t>объект велик по размеру</w:t>
-      </w:r>
-      <w:r>
-        <w:rPr>
-          <w:sz w:val="28"/>
-          <w:szCs w:val="28"/>
-        </w:rPr>
-        <w:t>, результат может не влезть в 32 бита.</w:t>
+      <w:r>
+        <w:rPr>
+          <w:sz w:val="28"/>
+          <w:szCs w:val="28"/>
+        </w:rPr>
+        <w:t>. Если объект велик по размеру, результат может не влезть в 32 бита.</w:t>
       </w:r>
     </w:p>
     <w:p>
@@ -4522,37 +4208,7 @@
           <w:sz w:val="28"/>
           <w:szCs w:val="28"/>
         </w:rPr>
-        <w:t> </w:t>
-      </w:r>
-      <w:r>
-        <w:rPr>
-          <w:sz w:val="28"/>
-          <w:szCs w:val="28"/>
-        </w:rPr>
-        <w:t>и</w:t>
-      </w:r>
-      <w:r>
-        <w:rPr>
-          <w:sz w:val="28"/>
-          <w:szCs w:val="28"/>
-        </w:rPr>
-        <w:t>спользуется небезопасный ввод (вероятно, </w:t>
-      </w:r>
-      <w:proofErr w:type="spellStart"/>
-      <w:r>
-        <w:rPr>
-          <w:sz w:val="28"/>
-          <w:szCs w:val="28"/>
-        </w:rPr>
-        <w:t>gets</w:t>
-      </w:r>
-      <w:proofErr w:type="spellEnd"/>
-      <w:r>
-        <w:rPr>
-          <w:sz w:val="28"/>
-          <w:szCs w:val="28"/>
-        </w:rPr>
-        <w:t> или подобное). Возможно переполнение буфера — классическая уязвимость.</w:t>
+        <w:t> используется небезопасный ввод (вероятно, gets или подобное). Возможно переполнение буфера — классическая уязвимость.</w:t>
       </w:r>
     </w:p>
     <w:p>
@@ -4568,22 +4224,8 @@
           <w:szCs w:val="28"/>
         </w:rPr>
         <w:tab/>
-      </w:r>
-      <w:r>
-        <w:rPr>
-          <w:sz w:val="28"/>
-          <w:szCs w:val="28"/>
-        </w:rPr>
-        <w:t>В конструкторе есть </w:t>
-      </w:r>
-      <w:r>
-        <w:rPr>
-          <w:sz w:val="28"/>
-          <w:szCs w:val="28"/>
-        </w:rPr>
-        <w:t xml:space="preserve">оператор </w:t>
-      </w:r>
-      <w:proofErr w:type="spellStart"/>
+        <w:t xml:space="preserve">В конструкторе есть оператор </w:t>
+      </w:r>
       <w:r>
         <w:rPr>
           <w:b/>
@@ -4595,34 +4237,12 @@
         </w:rPr>
         <w:t>if</w:t>
       </w:r>
-      <w:proofErr w:type="spellEnd"/>
-      <w:r>
-        <w:rPr>
-          <w:sz w:val="28"/>
-          <w:szCs w:val="28"/>
-        </w:rPr>
-        <w:t xml:space="preserve">, и в некоторых </w:t>
-      </w:r>
-      <w:r>
-        <w:rPr>
-          <w:sz w:val="28"/>
-          <w:szCs w:val="28"/>
-        </w:rPr>
-        <w:t xml:space="preserve">его </w:t>
-      </w:r>
-      <w:r>
-        <w:rPr>
-          <w:sz w:val="28"/>
-          <w:szCs w:val="28"/>
-        </w:rPr>
-        <w:t xml:space="preserve">ветках поля не инициализируются. </w:t>
-      </w:r>
-      <w:r>
-        <w:rPr>
-          <w:sz w:val="28"/>
-          <w:szCs w:val="28"/>
-        </w:rPr>
-        <w:t xml:space="preserve">Чтение неинициализированной переменной ведёт к </w:t>
+      <w:r>
+        <w:rPr>
+          <w:sz w:val="28"/>
+          <w:szCs w:val="28"/>
+        </w:rPr>
+        <w:t xml:space="preserve">, и в некоторых его ветках поля не инициализируются. Чтение неинициализированной переменной ведёт к </w:t>
       </w:r>
       <w:r>
         <w:rPr>
@@ -4646,12 +4266,6 @@
           <w:szCs w:val="28"/>
         </w:rPr>
         <w:tab/>
-      </w:r>
-      <w:r>
-        <w:rPr>
-          <w:sz w:val="28"/>
-          <w:szCs w:val="28"/>
-        </w:rPr>
         <w:t>Переменная </w:t>
       </w:r>
       <w:r>
@@ -4718,37 +4332,22 @@
           <w:iCs/>
           <w:sz w:val="28"/>
           <w:szCs w:val="28"/>
-        </w:rPr>
-      </w:pPr>
-      <w:r>
-        <w:rPr>
-          <w:sz w:val="28"/>
-          <w:szCs w:val="28"/>
-        </w:rPr>
-        <w:t>Использование Си-подобного приведения типов ((</w:t>
-      </w:r>
-      <w:proofErr w:type="spellStart"/>
-      <w:r>
-        <w:rPr>
-          <w:sz w:val="28"/>
-          <w:szCs w:val="28"/>
-        </w:rPr>
-        <w:t>int</w:t>
-      </w:r>
-      <w:proofErr w:type="spellEnd"/>
-      <w:r>
-        <w:rPr>
-          <w:sz w:val="28"/>
-          <w:szCs w:val="28"/>
-        </w:rPr>
-        <w:t xml:space="preserve">)x). </w:t>
-      </w:r>
-      <w:r>
-        <w:rPr>
-          <w:sz w:val="28"/>
-          <w:szCs w:val="28"/>
           <w:lang w:val="en-US"/>
         </w:rPr>
+      </w:pPr>
+      <w:r>
+        <w:rPr>
+          <w:sz w:val="28"/>
+          <w:szCs w:val="28"/>
+        </w:rPr>
+        <w:t xml:space="preserve">Использование Си-подобного приведения типов ((int)x). </w:t>
+      </w:r>
+      <w:r>
+        <w:rPr>
+          <w:sz w:val="28"/>
+          <w:szCs w:val="28"/>
+          <w:lang w:val="en-US"/>
+        </w:rPr>
         <w:t xml:space="preserve">MISRA/AUTOSAR </w:t>
       </w:r>
       <w:r>
@@ -4781,7 +4380,6 @@
         </w:rPr>
         <w:t> </w:t>
       </w:r>
-      <w:proofErr w:type="spellStart"/>
       <w:r>
         <w:rPr>
           <w:b/>
@@ -4792,9 +4390,16 @@
           <w:szCs w:val="28"/>
           <w:lang w:val="en-US"/>
         </w:rPr>
-        <w:t>static_cast</w:t>
-      </w:r>
-      <w:proofErr w:type="spellEnd"/>
+        <w:t>static_cast / reinterpret_cast</w:t>
+      </w:r>
+    </w:p>
+    <w:p>
+      <w:pPr>
+        <w:rPr>
+          <w:sz w:val="28"/>
+          <w:szCs w:val="28"/>
+        </w:rPr>
+      </w:pPr>
       <w:r>
         <w:rPr>
           <w:b/>
@@ -4805,9 +4410,34 @@
           <w:szCs w:val="28"/>
           <w:lang w:val="en-US"/>
         </w:rPr>
-        <w:t xml:space="preserve"> </w:t>
-      </w:r>
-      <w:r>
+        <w:tab/>
+      </w:r>
+      <w:r>
+        <w:rPr>
+          <w:sz w:val="28"/>
+          <w:szCs w:val="28"/>
+        </w:rPr>
+        <w:t>Отсутствие фигурных скобок у блока </w:t>
+      </w:r>
+      <w:r>
+        <w:rPr>
+          <w:i/>
+          <w:iCs/>
+          <w:sz w:val="28"/>
+          <w:szCs w:val="28"/>
+        </w:rPr>
+        <w:t>else</w:t>
+      </w:r>
+      <w:r>
+        <w:rPr>
+          <w:sz w:val="28"/>
+          <w:szCs w:val="28"/>
+        </w:rPr>
+        <w:t>. Это стилистическое правило, но в AUTOSAR оно обязательно (предотвращает ошибки при добавлении кода).</w:t>
+      </w:r>
+    </w:p>
+    <w:p>
+      <w:pPr>
         <w:rPr>
           <w:b/>
           <w:bCs/>
@@ -4815,9 +4445,15 @@
           <w:iCs/>
           <w:sz w:val="28"/>
           <w:szCs w:val="28"/>
-          <w:lang w:val="en-US"/>
-        </w:rPr>
-        <w:t>/</w:t>
+        </w:rPr>
+      </w:pPr>
+      <w:r>
+        <w:rPr>
+          <w:sz w:val="28"/>
+          <w:szCs w:val="28"/>
+        </w:rPr>
+        <w:tab/>
+        <w:t>Арифметика указателей (например, </w:t>
       </w:r>
       <w:r>
         <w:rPr>
@@ -4827,11 +4463,23 @@
           <w:iCs/>
           <w:sz w:val="28"/>
           <w:szCs w:val="28"/>
-          <w:lang w:val="en-US"/>
+        </w:rPr>
+        <w:t>ptr + 1</w:t>
+      </w:r>
+      <w:r>
+        <w:rPr>
+          <w:sz w:val="28"/>
+          <w:szCs w:val="28"/>
+        </w:rPr>
+        <w:t>) запрещена. Разрешена только индексация</w:t>
+      </w:r>
+      <w:r>
+        <w:rPr>
+          <w:sz w:val="28"/>
+          <w:szCs w:val="28"/>
         </w:rPr>
         <w:t xml:space="preserve"> </w:t>
       </w:r>
-      <w:proofErr w:type="spellStart"/>
       <w:r>
         <w:rPr>
           <w:b/>
@@ -4840,19 +4488,9 @@
           <w:iCs/>
           <w:sz w:val="28"/>
           <w:szCs w:val="28"/>
-          <w:lang w:val="en-US"/>
-        </w:rPr>
-        <w:t>reinterpret_cast</w:t>
-      </w:r>
-      <w:proofErr w:type="spellEnd"/>
-    </w:p>
-    <w:p>
-      <w:pPr>
-        <w:rPr>
-          <w:sz w:val="28"/>
-          <w:szCs w:val="28"/>
-        </w:rPr>
-      </w:pPr>
+        </w:rPr>
+        <w:t>[]</w:t>
+      </w:r>
       <w:r>
         <w:rPr>
           <w:b/>
@@ -4862,36 +4500,17 @@
           <w:sz w:val="28"/>
           <w:szCs w:val="28"/>
         </w:rPr>
-        <w:tab/>
-      </w:r>
-      <w:r>
-        <w:rPr>
-          <w:sz w:val="28"/>
-          <w:szCs w:val="28"/>
-        </w:rPr>
-        <w:t>Отсутствие фигурных скобок у блока </w:t>
-      </w:r>
-      <w:proofErr w:type="spellStart"/>
-      <w:r>
-        <w:rPr>
-          <w:i/>
-          <w:iCs/>
-          <w:sz w:val="28"/>
-          <w:szCs w:val="28"/>
-        </w:rPr>
-        <w:t>else</w:t>
-      </w:r>
-      <w:proofErr w:type="spellEnd"/>
-      <w:r>
-        <w:rPr>
-          <w:sz w:val="28"/>
-          <w:szCs w:val="28"/>
-        </w:rPr>
-        <w:t>. Это стилистическое правило, но в AUTOSAR оно обязательно (предотвращает ошибки при добавлении кода).</w:t>
-      </w:r>
-    </w:p>
-    <w:p>
-      <w:pPr>
+        <w:t>.</w:t>
+      </w:r>
+    </w:p>
+    <w:p>
+      <w:pPr>
+        <w:rPr>
+          <w:sz w:val="28"/>
+          <w:szCs w:val="28"/>
+        </w:rPr>
+      </w:pPr>
+      <w:r>
         <w:rPr>
           <w:b/>
           <w:bCs/>
@@ -4899,13 +4518,6 @@
           <w:iCs/>
           <w:sz w:val="28"/>
           <w:szCs w:val="28"/>
-          <w:lang w:val="en-US"/>
-        </w:rPr>
-      </w:pPr>
-      <w:r>
-        <w:rPr>
-          <w:sz w:val="28"/>
-          <w:szCs w:val="28"/>
         </w:rPr>
         <w:tab/>
       </w:r>
@@ -4914,9 +4526,30 @@
           <w:sz w:val="28"/>
           <w:szCs w:val="28"/>
         </w:rPr>
-        <w:t>Арифметика указателей (например, </w:t>
-      </w:r>
-      <w:proofErr w:type="spellStart"/>
+        <w:t>Функция, объявленная с типом, отличным от void, ничего не возвращает.</w:t>
+      </w:r>
+    </w:p>
+    <w:p>
+      <w:pPr>
+        <w:rPr>
+          <w:sz w:val="28"/>
+          <w:szCs w:val="28"/>
+        </w:rPr>
+      </w:pPr>
+      <w:r>
+        <w:rPr>
+          <w:sz w:val="28"/>
+          <w:szCs w:val="28"/>
+        </w:rPr>
+        <w:tab/>
+      </w:r>
+      <w:r>
+        <w:rPr>
+          <w:sz w:val="28"/>
+          <w:szCs w:val="28"/>
+        </w:rPr>
+        <w:t>Использование </w:t>
+      </w:r>
       <w:r>
         <w:rPr>
           <w:b/>
@@ -4926,10 +4559,18 @@
           <w:sz w:val="28"/>
           <w:szCs w:val="28"/>
         </w:rPr>
-        <w:t>ptr</w:t>
-      </w:r>
-      <w:proofErr w:type="spellEnd"/>
-      <w:r>
+        <w:t>strlen</w:t>
+      </w:r>
+      <w:r>
+        <w:rPr>
+          <w:sz w:val="28"/>
+          <w:szCs w:val="28"/>
+        </w:rPr>
+        <w:t> и подобных опасных Си-функций запрещено.</w:t>
+      </w:r>
+    </w:p>
+    <w:p>
+      <w:pPr>
         <w:rPr>
           <w:b/>
           <w:bCs/>
@@ -4938,22 +4579,20 @@
           <w:sz w:val="28"/>
           <w:szCs w:val="28"/>
         </w:rPr>
-        <w:t xml:space="preserve"> + 1</w:t>
-      </w:r>
-      <w:r>
-        <w:rPr>
-          <w:sz w:val="28"/>
-          <w:szCs w:val="28"/>
-        </w:rPr>
-        <w:t>) запрещена. Разрешена только индексация</w:t>
-      </w:r>
-      <w:r>
-        <w:rPr>
-          <w:sz w:val="28"/>
-          <w:szCs w:val="28"/>
-          <w:lang w:val="en-US"/>
-        </w:rPr>
-        <w:t xml:space="preserve"> </w:t>
+      </w:pPr>
+      <w:r>
+        <w:rPr>
+          <w:sz w:val="28"/>
+          <w:szCs w:val="28"/>
+        </w:rPr>
+        <w:tab/>
+      </w:r>
+      <w:r>
+        <w:rPr>
+          <w:sz w:val="28"/>
+          <w:szCs w:val="28"/>
+        </w:rPr>
+        <w:t>Использование </w:t>
       </w:r>
       <w:r>
         <w:rPr>
@@ -4964,7 +4603,14 @@
           <w:sz w:val="28"/>
           <w:szCs w:val="28"/>
         </w:rPr>
-        <w:t>[]</w:t>
+        <w:t>std::list</w:t>
+      </w:r>
+      <w:r>
+        <w:rPr>
+          <w:sz w:val="28"/>
+          <w:szCs w:val="28"/>
+        </w:rPr>
+        <w:t> вместо </w:t>
       </w:r>
       <w:r>
         <w:rPr>
@@ -4974,224 +4620,9 @@
           <w:iCs/>
           <w:sz w:val="28"/>
           <w:szCs w:val="28"/>
-          <w:lang w:val="en-US"/>
-        </w:rPr>
-        <w:t>.</w:t>
-      </w:r>
-    </w:p>
-    <w:p>
-      <w:pPr>
-        <w:rPr>
-          <w:sz w:val="28"/>
-          <w:szCs w:val="28"/>
-          <w:lang w:val="en-US"/>
-        </w:rPr>
-      </w:pPr>
-      <w:r>
-        <w:rPr>
-          <w:b/>
-          <w:bCs/>
-          <w:i/>
-          <w:iCs/>
-          <w:sz w:val="28"/>
-          <w:szCs w:val="28"/>
-          <w:lang w:val="en-US"/>
-        </w:rPr>
-        <w:tab/>
-      </w:r>
-      <w:r>
-        <w:rPr>
-          <w:sz w:val="28"/>
-          <w:szCs w:val="28"/>
-        </w:rPr>
-        <w:t>Функция, объявленная с типом, отличным от </w:t>
-      </w:r>
-      <w:proofErr w:type="spellStart"/>
-      <w:r>
-        <w:rPr>
-          <w:sz w:val="28"/>
-          <w:szCs w:val="28"/>
-        </w:rPr>
-        <w:t>void</w:t>
-      </w:r>
-      <w:proofErr w:type="spellEnd"/>
-      <w:r>
-        <w:rPr>
-          <w:sz w:val="28"/>
-          <w:szCs w:val="28"/>
-        </w:rPr>
-        <w:t>, ничего не возвращает.</w:t>
-      </w:r>
-    </w:p>
-    <w:p>
-      <w:pPr>
-        <w:rPr>
-          <w:sz w:val="28"/>
-          <w:szCs w:val="28"/>
-          <w:lang w:val="en-US"/>
-        </w:rPr>
-      </w:pPr>
-      <w:r>
-        <w:rPr>
-          <w:sz w:val="28"/>
-          <w:szCs w:val="28"/>
-          <w:lang w:val="en-US"/>
-        </w:rPr>
-        <w:tab/>
-      </w:r>
-      <w:r>
-        <w:rPr>
-          <w:sz w:val="28"/>
-          <w:szCs w:val="28"/>
-        </w:rPr>
-        <w:t>Использование </w:t>
-      </w:r>
-      <w:proofErr w:type="spellStart"/>
-      <w:r>
-        <w:rPr>
-          <w:b/>
-          <w:bCs/>
-          <w:i/>
-          <w:iCs/>
-          <w:sz w:val="28"/>
-          <w:szCs w:val="28"/>
-        </w:rPr>
-        <w:t>strlen</w:t>
-      </w:r>
-      <w:proofErr w:type="spellEnd"/>
-      <w:r>
-        <w:rPr>
-          <w:sz w:val="28"/>
-          <w:szCs w:val="28"/>
-        </w:rPr>
-        <w:t> и подобных опасных Си-функций запрещено.</w:t>
-      </w:r>
-    </w:p>
-    <w:p>
-      <w:pPr>
-        <w:rPr>
-          <w:b/>
-          <w:bCs/>
-          <w:i/>
-          <w:iCs/>
-          <w:sz w:val="28"/>
-          <w:szCs w:val="28"/>
-        </w:rPr>
-      </w:pPr>
-      <w:r>
-        <w:rPr>
-          <w:sz w:val="28"/>
-          <w:szCs w:val="28"/>
-          <w:lang w:val="en-US"/>
-        </w:rPr>
-        <w:tab/>
-      </w:r>
-      <w:r>
-        <w:rPr>
-          <w:sz w:val="28"/>
-          <w:szCs w:val="28"/>
-        </w:rPr>
-        <w:t>Использование </w:t>
-      </w:r>
-      <w:proofErr w:type="spellStart"/>
-      <w:proofErr w:type="gramStart"/>
-      <w:r>
-        <w:rPr>
-          <w:b/>
-          <w:bCs/>
-          <w:i/>
-          <w:iCs/>
-          <w:sz w:val="28"/>
-          <w:szCs w:val="28"/>
-        </w:rPr>
-        <w:t>std</w:t>
-      </w:r>
-      <w:proofErr w:type="spellEnd"/>
-      <w:r>
-        <w:rPr>
-          <w:b/>
-          <w:bCs/>
-          <w:i/>
-          <w:iCs/>
-          <w:sz w:val="28"/>
-          <w:szCs w:val="28"/>
-        </w:rPr>
-        <w:t>::</w:t>
-      </w:r>
-      <w:proofErr w:type="spellStart"/>
-      <w:proofErr w:type="gramEnd"/>
-      <w:r>
-        <w:rPr>
-          <w:b/>
-          <w:bCs/>
-          <w:i/>
-          <w:iCs/>
-          <w:sz w:val="28"/>
-          <w:szCs w:val="28"/>
-        </w:rPr>
-        <w:t>list</w:t>
-      </w:r>
-      <w:proofErr w:type="spellEnd"/>
-      <w:r>
-        <w:rPr>
-          <w:sz w:val="28"/>
-          <w:szCs w:val="28"/>
-        </w:rPr>
-        <w:t> </w:t>
-      </w:r>
-      <w:r>
-        <w:rPr>
-          <w:sz w:val="28"/>
-          <w:szCs w:val="28"/>
-        </w:rPr>
-        <w:t>вместо</w:t>
-      </w:r>
-      <w:r>
-        <w:rPr>
-          <w:sz w:val="28"/>
-          <w:szCs w:val="28"/>
-        </w:rPr>
-        <w:t> </w:t>
-      </w:r>
-      <w:proofErr w:type="spellStart"/>
-      <w:proofErr w:type="gramStart"/>
-      <w:r>
-        <w:rPr>
-          <w:b/>
-          <w:bCs/>
-          <w:i/>
-          <w:iCs/>
-          <w:sz w:val="28"/>
-          <w:szCs w:val="28"/>
-        </w:rPr>
-        <w:t>std</w:t>
-      </w:r>
-      <w:proofErr w:type="spellEnd"/>
-      <w:r>
-        <w:rPr>
-          <w:b/>
-          <w:bCs/>
-          <w:i/>
-          <w:iCs/>
-          <w:sz w:val="28"/>
-          <w:szCs w:val="28"/>
-        </w:rPr>
-        <w:t>::</w:t>
-      </w:r>
-      <w:proofErr w:type="spellStart"/>
-      <w:proofErr w:type="gramEnd"/>
-      <w:r>
-        <w:rPr>
-          <w:b/>
-          <w:bCs/>
-          <w:i/>
-          <w:iCs/>
-          <w:sz w:val="28"/>
-          <w:szCs w:val="28"/>
-        </w:rPr>
-        <w:t>vector</w:t>
-      </w:r>
-      <w:proofErr w:type="spellEnd"/>
+        </w:rPr>
+        <w:t>std::vector</w:t>
+      </w:r>
       <w:r>
         <w:rPr>
           <w:sz w:val="28"/>
@@ -5294,25 +4725,7 @@
           <w:sz w:val="28"/>
           <w:szCs w:val="28"/>
         </w:rPr>
-        <w:t xml:space="preserve"> двумя инструментами анализа безопасности. Динамический анализатор </w:t>
-      </w:r>
-      <w:proofErr w:type="spellStart"/>
-      <w:r>
-        <w:rPr>
-          <w:color w:val="000000"/>
-          <w:sz w:val="28"/>
-          <w:szCs w:val="28"/>
-        </w:rPr>
-        <w:t>Valgrind</w:t>
-      </w:r>
-      <w:proofErr w:type="spellEnd"/>
-      <w:r>
-        <w:rPr>
-          <w:color w:val="000000"/>
-          <w:sz w:val="28"/>
-          <w:szCs w:val="28"/>
-        </w:rPr>
-        <w:t xml:space="preserve"> выявил </w:t>
+        <w:t xml:space="preserve"> двумя инструментами анализа безопасности. Динамический анализатор Valgrind выявил </w:t>
       </w:r>
       <w:r>
         <w:rPr>
@@ -5482,7 +4895,7 @@
       </w:pPr>
     </w:p>
     <w:sectPr>
-      <w:footerReference w:type="default" r:id="rId7"/>
+      <w:footerReference w:type="default" r:id="rId8"/>
       <w:pgSz w:w="11910" w:h="16840"/>
       <w:pgMar w:top="1040" w:right="425" w:bottom="960" w:left="1559" w:header="0" w:footer="777" w:gutter="0"/>
       <w:pgNumType w:start="2"/>
@@ -7706,6 +7119,7 @@
   <w:style w:type="character" w:default="1" w:styleId="a0">
     <w:name w:val="Default Paragraph Font"/>
     <w:uiPriority w:val="1"/>
+    <w:semiHidden/>
     <w:unhideWhenUsed/>
   </w:style>
   <w:style w:type="table" w:default="1" w:styleId="a1">
@@ -8202,4 +7616,16 @@
   <a:objectDefaults/>
   <a:extraClrSchemeLst/>
 </a:theme>
+</file>
+
+<file path=customXml/item1.xml><?xml version="1.0" encoding="utf-8"?>
+<b:Sources xmlns:b="http://schemas.openxmlformats.org/officeDocument/2006/bibliography" xmlns="http://schemas.openxmlformats.org/officeDocument/2006/bibliography" SelectedStyle="\APASixthEditionOfficeOnline.xsl" StyleName="APA" Version="6"/>
+</file>
+
+<file path=customXml/itemProps1.xml><?xml version="1.0" encoding="utf-8"?>
+<ds:datastoreItem xmlns:ds="http://schemas.openxmlformats.org/officeDocument/2006/customXml" ds:itemID="{7CE62CAA-D7B0-49D8-ADBD-11E846FF451A}">
+  <ds:schemaRefs>
+    <ds:schemaRef ds:uri="http://schemas.openxmlformats.org/officeDocument/2006/bibliography"/>
+  </ds:schemaRefs>
+</ds:datastoreItem>
 </file>